--- a/output_reports/business_recommendation_2026-09-13.docx
+++ b/output_reports/business_recommendation_2026-09-13.docx
@@ -34,7 +34,7 @@
         <w:pStyle w:val="Heading1"/>
       </w:pPr>
       <w:r>
-        <w:t>1. 게임 스트리머 숏폼 편집 대행</w:t>
+        <w:t>1. E스포츠 경기 하이라이트 타임라인 데이터 가공</w:t>
       </w:r>
     </w:p>
     <w:p>
@@ -45,7 +45,7 @@
         <w:t xml:space="preserve">카테고리: </w:t>
       </w:r>
       <w:r>
-        <w:t xml:space="preserve">영상 콘텐츠 제작    </w:t>
+        <w:t xml:space="preserve">콘텐츠 제작    </w:t>
       </w:r>
       <w:r>
         <w:rPr>
@@ -54,7 +54,7 @@
         <w:t xml:space="preserve">인지도: </w:t>
       </w:r>
       <w:r>
-        <w:t>높음</w:t>
+        <w:t>보통</w:t>
       </w:r>
     </w:p>
     <w:p>
@@ -65,7 +65,7 @@
         <w:t xml:space="preserve">설명: </w:t>
       </w:r>
       <w:r>
-        <w:t>유튜브 스트리머들의 긴 영상을 재미있는 포인트 위주로 1분 내외의 쇼츠나 릴스로 재편집합니다. 높은 조회수를 기록하는 인플루언서들의 영상 문법을 학습하여 콘텐츠 제작을 대행합니다.</w:t>
+        <w:t>LCK 경기 등 긴 영상의 핵심 명장면 타임라인을 정밀하게 추출하고 요약하여 공유하는 서비스입니다. 단순히 시간을 적는 것을 넘어, 특정 장면의 전략적 가치를 짧은 텍스트로 요약해 커뮤니티에 배포합니다.</w:t>
       </w:r>
     </w:p>
     <w:p>
@@ -76,7 +76,7 @@
         <w:t xml:space="preserve">왜 지금인가: </w:t>
       </w:r>
       <w:r>
-        <w:t>최근 혜안 등 대형 채널의 콘텐츠가 숏폼 형태의 재가공을 통해 더욱 확산되는 추세이며, 바쁜 현대인들에게 짧은 재미를 제공하는 숏폼 수요가 급증하고 있습니다.</w:t>
+        <w:t>LCK 결승 등 대형 이벤트 영상의 댓글창에서 타임스탬프 요구가 폭증하고 있으며, 정보 요약에 대한 수요가 뚜렷합니다.</w:t>
       </w:r>
     </w:p>
     <w:p>
@@ -87,7 +87,7 @@
         <w:t xml:space="preserve">초기 자본: </w:t>
       </w:r>
       <w:r>
-        <w:t xml:space="preserve">3만원 이하 (편집 툴 구독료)    </w:t>
+        <w:t xml:space="preserve">무자본    </w:t>
       </w:r>
       <w:r>
         <w:rPr>
@@ -96,7 +96,7 @@
         <w:t xml:space="preserve">신체 활용: </w:t>
       </w:r>
       <w:r>
-        <w:t>PC 앞 장시간 집중 및 정밀한 컷 편집 기술 활용</w:t>
+        <w:t>PC를 활용한 영상 시청 및 텍스트 타이핑</w:t>
       </w:r>
     </w:p>
     <w:p>
@@ -107,7 +107,7 @@
         <w:t xml:space="preserve">수익 안정성 점수: </w:t>
       </w:r>
       <w:r>
-        <w:t xml:space="preserve">4/5    </w:t>
+        <w:t xml:space="preserve">3/5    </w:t>
       </w:r>
       <w:r>
         <w:rPr>
@@ -132,7 +132,7 @@
         <w:pStyle w:val="ListBullet"/>
       </w:pPr>
       <w:r>
-        <w:t>좋아하는 스트리머의 영상 스타일 분석</w:t>
+        <w:t>최신 LCK 경기 영상 시청 및 타임스탬프 기록</w:t>
       </w:r>
     </w:p>
     <w:p>
@@ -140,7 +140,7 @@
         <w:pStyle w:val="ListBullet"/>
       </w:pPr>
       <w:r>
-        <w:t>무료 편집 툴 또는 트라이얼 버전으로 연습 작업물 생성</w:t>
+        <w:t>커뮤니티 반응 분석 및 핵심 요약 템플릿 제작</w:t>
       </w:r>
     </w:p>
     <w:p>
@@ -148,7 +148,7 @@
         <w:pStyle w:val="ListBullet"/>
       </w:pPr>
       <w:r>
-        <w:t>편집한 샘플 영상을 포트폴리오로 정리하여 스트리머 이메일로 제안 발송</w:t>
+        <w:t>주요 커뮤니티(FM코리아, 인벤 등)에 가독성 좋은 요약본 업로드</w:t>
       </w:r>
     </w:p>
     <w:p/>
@@ -157,7 +157,7 @@
         <w:pStyle w:val="Heading1"/>
       </w:pPr>
       <w:r>
-        <w:t>2. e스포츠 데이터 분석 및 가이드 제작</w:t>
+        <w:t>2. 팬덤 타겟 디지털 굿즈(굿노트 다이어리) 제작</w:t>
       </w:r>
     </w:p>
     <w:p>
@@ -168,7 +168,7 @@
         <w:t xml:space="preserve">카테고리: </w:t>
       </w:r>
       <w:r>
-        <w:t xml:space="preserve">정보성 콘텐츠    </w:t>
+        <w:t xml:space="preserve">디지털 제품 판매    </w:t>
       </w:r>
       <w:r>
         <w:rPr>
@@ -177,7 +177,7 @@
         <w:t xml:space="preserve">인지도: </w:t>
       </w:r>
       <w:r>
-        <w:t>보통</w:t>
+        <w:t>낮음</w:t>
       </w:r>
     </w:p>
     <w:p>
@@ -188,7 +188,7 @@
         <w:t xml:space="preserve">설명: </w:t>
       </w:r>
       <w:r>
-        <w:t>LCK 같은 e스포츠 경기의 승패 요인이나, 원신과 같은 인기 게임의 최신 빌드 정보를 깔끔한 카드 뉴스나 블로그 글로 정리합니다. 복잡한 데이터를 일반인이 이해하기 쉽게 시각화합니다.</w:t>
+        <w:t>K-POP 아티스트나 게임 팬덤이 기록용으로 사용할 수 있는 디지털 다이어리 속지나 포토카드 정리용 템플릿을 제작합니다. 실물 제작 없이 디자인 파일만 판매하여 재고 부담이 없습니다.</w:t>
       </w:r>
     </w:p>
     <w:p>
@@ -199,7 +199,7 @@
         <w:t xml:space="preserve">왜 지금인가: </w:t>
       </w:r>
       <w:r>
-        <w:t>LCK 결승 등 e스포츠에 대한 관심이 최고조이며, 유저들은 승리에 직결되는 실시간 공략과 효율적인 빌드 정보를 매우 갈망하고 있습니다.</w:t>
+        <w:t>팬덤이 디지털 기기를 적극 활용하며, IU나 르세라핌 같은 아티스트에 대한 개인적인 기록 욕구가 강해지고 있습니다.</w:t>
       </w:r>
     </w:p>
     <w:p>
@@ -219,7 +219,7 @@
         <w:t xml:space="preserve">신체 활용: </w:t>
       </w:r>
       <w:r>
-        <w:t>게임 정보 리서치 및 데이터 시각화 작업</w:t>
+        <w:t>디지털 디자인 툴 활용 및 아이디어 기획</w:t>
       </w:r>
     </w:p>
     <w:p>
@@ -255,7 +255,7 @@
         <w:pStyle w:val="ListBullet"/>
       </w:pPr>
       <w:r>
-        <w:t>타겟 게임 커뮤니티에서 유저들이 가장 궁금해하는 질문 리스트업</w:t>
+        <w:t>주 타겟 아티스트 팬덤의 기록 방식 조사</w:t>
       </w:r>
     </w:p>
     <w:p>
@@ -263,7 +263,7 @@
         <w:pStyle w:val="ListBullet"/>
       </w:pPr>
       <w:r>
-        <w:t>블로그 또는 노션 페이지 개설</w:t>
+        <w:t>무료 디자인 툴(Canva 등)로 샘플 템플릿 3종 제작</w:t>
       </w:r>
     </w:p>
     <w:p>
@@ -271,7 +271,7 @@
         <w:pStyle w:val="ListBullet"/>
       </w:pPr>
       <w:r>
-        <w:t>최신 패치 정보나 경기 결과를 기반으로 첫 분석 콘텐츠 발행</w:t>
+        <w:t>SNS(X/트위터) 내 팬덤 대상 홍보 및 반응 체크</w:t>
       </w:r>
     </w:p>
     <w:p/>
@@ -280,7 +280,7 @@
         <w:pStyle w:val="Heading1"/>
       </w:pPr>
       <w:r>
-        <w:t>3. 게임 리딤코드 알림 서비스</w:t>
+        <w:t>3. 게임 정보 요약 뉴스레터 운영</w:t>
       </w:r>
     </w:p>
     <w:p>
@@ -300,7 +300,7 @@
         <w:t xml:space="preserve">인지도: </w:t>
       </w:r>
       <w:r>
-        <w:t>보통</w:t>
+        <w:t>낮음</w:t>
       </w:r>
     </w:p>
     <w:p>
@@ -311,7 +311,7 @@
         <w:t xml:space="preserve">설명: </w:t>
       </w:r>
       <w:r>
-        <w:t>원신과 같은 서브컬처 게임에서 주기적으로 배포하는 리딤코드와 보상 정보를 한곳에 모아 빠르게 알림을 제공합니다. 뉴스레터나 오픈채팅방을 활용해 구독자를 모읍니다.</w:t>
+        <w:t>원신 같은 대형 게임의 업데이트 내용이나 복잡한 픽업 정보를 매주 뉴스레터 형태로 정리하여 배포합니다. 구독자가 늘어나면 광고를 포함하거나 유료 뉴스레터로 확장 가능합니다.</w:t>
       </w:r>
     </w:p>
     <w:p>
@@ -322,7 +322,7 @@
         <w:t xml:space="preserve">왜 지금인가: </w:t>
       </w:r>
       <w:r>
-        <w:t>원신 7.1 업데이트와 같이 정보 공유가 활발한 게임은 즉각적인 리딤코드 혜택에 민감하며, 이를 정리해주는 서비스는 커뮤니티 내 충성도가 매우 높습니다.</w:t>
+        <w:t>업데이트 정보량이 방대해짐에 따라 게이머들이 '요약본'을 찾는 니즈가 강하며, 7.1버전 등 대형 업데이트 이슈가 계속 발생하고 있습니다.</w:t>
       </w:r>
     </w:p>
     <w:p>
@@ -342,7 +342,7 @@
         <w:t xml:space="preserve">신체 활용: </w:t>
       </w:r>
       <w:r>
-        <w:t>공식 채널 모니터링 및 실시간 정보 업데이트</w:t>
+        <w:t>업데이트 정보 리서치 및 뉴스레터 작성</w:t>
       </w:r>
     </w:p>
     <w:p>
@@ -362,7 +362,7 @@
         <w:t xml:space="preserve">실행 가능성 점수: </w:t>
       </w:r>
       <w:r>
-        <w:t>5/5</w:t>
+        <w:t>4/5</w:t>
       </w:r>
     </w:p>
     <w:p>
@@ -378,7 +378,7 @@
         <w:pStyle w:val="ListBullet"/>
       </w:pPr>
       <w:r>
-        <w:t>주요 게임별 공식 채널 리스트업</w:t>
+        <w:t>뉴스레터 플랫폼(스티비 등) 계정 생성</w:t>
       </w:r>
     </w:p>
     <w:p>
@@ -386,7 +386,7 @@
         <w:pStyle w:val="ListBullet"/>
       </w:pPr>
       <w:r>
-        <w:t>정보를 공유할 무료 뉴스레터 플랫폼이나 오픈채팅방 개설</w:t>
+        <w:t>타겟 게임의 최근 패치노트 요약본 1건 작성</w:t>
       </w:r>
     </w:p>
     <w:p>
@@ -394,7 +394,7 @@
         <w:pStyle w:val="ListBullet"/>
       </w:pPr>
       <w:r>
-        <w:t>정보 발행 규칙 및 알림 시간 공지</w:t>
+        <w:t>주요 커뮤니티에 요약본 링크 홍보</w:t>
       </w:r>
     </w:p>
     <w:p/>
@@ -403,7 +403,7 @@
         <w:pStyle w:val="Heading1"/>
       </w:pPr>
       <w:r>
-        <w:t>4. 팬덤 타겟 감성 굿즈 디자인</w:t>
+        <w:t>4. 중소 크리에이터 대상 쇼츠 썸네일 대행</w:t>
       </w:r>
     </w:p>
     <w:p>
@@ -414,7 +414,130 @@
         <w:t xml:space="preserve">카테고리: </w:t>
       </w:r>
       <w:r>
-        <w:t xml:space="preserve">커머스    </w:t>
+        <w:t xml:space="preserve">디자인 대행    </w:t>
+      </w:r>
+      <w:r>
+        <w:rPr>
+          <w:b/>
+        </w:rPr>
+        <w:t xml:space="preserve">인지도: </w:t>
+      </w:r>
+      <w:r>
+        <w:t>보통</w:t>
+      </w:r>
+    </w:p>
+    <w:p>
+      <w:r>
+        <w:rPr>
+          <w:b/>
+        </w:rPr>
+        <w:t xml:space="preserve">설명: </w:t>
+      </w:r>
+      <w:r>
+        <w:t>쇼츠 조회수를 결정짓는 핵심 요소인 '썸네일'을 전문적으로 제작합니다. 영상 전체 편집이 아닌 썸네일 이미지 제작에만 집중하여 업무 강도를 낮추고 수익을 도모합니다.</w:t>
+      </w:r>
+    </w:p>
+    <w:p>
+      <w:r>
+        <w:rPr>
+          <w:b/>
+        </w:rPr>
+        <w:t xml:space="preserve">왜 지금인가: </w:t>
+      </w:r>
+      <w:r>
+        <w:t>쇼츠 시장이 포화되면서 클릭률(CTR)을 높이기 위한 시각적 자극의 중요성이 그 어느 때보다 높습니다.</w:t>
+      </w:r>
+    </w:p>
+    <w:p>
+      <w:r>
+        <w:rPr>
+          <w:b/>
+        </w:rPr>
+        <w:t xml:space="preserve">초기 자본: </w:t>
+      </w:r>
+      <w:r>
+        <w:t xml:space="preserve">무자본    </w:t>
+      </w:r>
+      <w:r>
+        <w:rPr>
+          <w:b/>
+        </w:rPr>
+        <w:t xml:space="preserve">신체 활용: </w:t>
+      </w:r>
+      <w:r>
+        <w:t>디자인 툴 조작 및 트렌디한 폰트/이미지 배치</w:t>
+      </w:r>
+    </w:p>
+    <w:p>
+      <w:r>
+        <w:rPr>
+          <w:b/>
+        </w:rPr>
+        <w:t xml:space="preserve">수익 안정성 점수: </w:t>
+      </w:r>
+      <w:r>
+        <w:t xml:space="preserve">2/5    </w:t>
+      </w:r>
+      <w:r>
+        <w:rPr>
+          <w:b/>
+        </w:rPr>
+        <w:t xml:space="preserve">실행 가능성 점수: </w:t>
+      </w:r>
+      <w:r>
+        <w:t>4/5</w:t>
+      </w:r>
+    </w:p>
+    <w:p>
+      <w:r>
+        <w:rPr>
+          <w:b/>
+        </w:rPr>
+        <w:t>1주차 실행 계획:</w:t>
+      </w:r>
+    </w:p>
+    <w:p>
+      <w:pPr>
+        <w:pStyle w:val="ListBullet"/>
+      </w:pPr>
+      <w:r>
+        <w:t>유튜브 쇼츠 상위권 썸네일 스타일 분석</w:t>
+      </w:r>
+    </w:p>
+    <w:p>
+      <w:pPr>
+        <w:pStyle w:val="ListBullet"/>
+      </w:pPr>
+      <w:r>
+        <w:t>포트폴리오용 가상 썸네일 5개 제작</w:t>
+      </w:r>
+    </w:p>
+    <w:p>
+      <w:pPr>
+        <w:pStyle w:val="ListBullet"/>
+      </w:pPr>
+      <w:r>
+        <w:t>직접 타겟팅할 유튜버 리스트업 및 포트폴리오 전달</w:t>
+      </w:r>
+    </w:p>
+    <w:p/>
+    <w:p>
+      <w:pPr>
+        <w:pStyle w:val="Heading1"/>
+      </w:pPr>
+      <w:r>
+        <w:t>5. 댓글 반응 기반 광고 소싱 에이전시</w:t>
+      </w:r>
+    </w:p>
+    <w:p>
+      <w:r>
+        <w:rPr>
+          <w:b/>
+        </w:rPr>
+        <w:t xml:space="preserve">카테고리: </w:t>
+      </w:r>
+      <w:r>
+        <w:t xml:space="preserve">광고 대행    </w:t>
       </w:r>
       <w:r>
         <w:rPr>
@@ -434,7 +557,7 @@
         <w:t xml:space="preserve">설명: </w:t>
       </w:r>
       <w:r>
-        <w:t>인기 있는 노래 가사나 감성적인 문구, 게임 속 세계관을 모티브로 한 심플한 디자인의 스티커나 굿즈를 기획합니다. POD(주문 제작) 서비스를 이용해 재고 부담 없이 판매합니다.</w:t>
+        <w:t>유튜브 영상 댓글에서 팬들이 제품을 언급하는 패턴을 파악하여, 해당 제품 브랜드에 영상 광고를 제안하는 중개업을 수행합니다. 데이터 기반으로 성사 확률을 높입니다.</w:t>
       </w:r>
     </w:p>
     <w:p>
@@ -445,7 +568,7 @@
         <w:t xml:space="preserve">왜 지금인가: </w:t>
       </w:r>
       <w:r>
-        <w:t>아이돌이나 아티스트의 음악을 사랑하는 팬덤은 그 감성을 일상 속 소품으로 간직하려는 수요가 꾸준하며, 관련 트렌드 키워드 검색량이 매우 높습니다.</w:t>
+        <w:t>댓글의 데이터화(리뷰 3000개 극찬 등)가 마케팅의 핵심 지표로 떠오르고 있어 브랜드사의 니즈가 증가하고 있습니다.</w:t>
       </w:r>
     </w:p>
     <w:p>
@@ -456,7 +579,7 @@
         <w:t xml:space="preserve">초기 자본: </w:t>
       </w:r>
       <w:r>
-        <w:t xml:space="preserve">5만원 이하 (샘플 제작 및 소액 광고)    </w:t>
+        <w:t xml:space="preserve">무자본    </w:t>
       </w:r>
       <w:r>
         <w:rPr>
@@ -465,7 +588,7 @@
         <w:t xml:space="preserve">신체 활용: </w:t>
       </w:r>
       <w:r>
-        <w:t>디자인 툴 활용 및 온라인 상점 관리</w:t>
+        <w:t>댓글 데이터 분석 및 광고 제안서 작성</w:t>
       </w:r>
     </w:p>
     <w:p>
@@ -501,7 +624,7 @@
         <w:pStyle w:val="ListBullet"/>
       </w:pPr>
       <w:r>
-        <w:t>디자인 트렌드(감성, 타이포그래피) 조사</w:t>
+        <w:t>댓글 내 제품 언급이 잦은 영상 3개 선정</w:t>
       </w:r>
     </w:p>
     <w:p>
@@ -509,7 +632,7 @@
         <w:pStyle w:val="ListBullet"/>
       </w:pPr>
       <w:r>
-        <w:t>저작권에 저촉되지 않는 나만의 디자인 3종 완성</w:t>
+        <w:t>해당 브랜드의 마케팅 팀 컨택 정보 조사</w:t>
       </w:r>
     </w:p>
     <w:p>
@@ -517,130 +640,7 @@
         <w:pStyle w:val="ListBullet"/>
       </w:pPr>
       <w:r>
-        <w:t>마플샵 등 POD 플랫폼 입점 및 상품 등록</w:t>
-      </w:r>
-    </w:p>
-    <w:p/>
-    <w:p>
-      <w:pPr>
-        <w:pStyle w:val="Heading1"/>
-      </w:pPr>
-      <w:r>
-        <w:t>5. 온라인 커뮤니티 매니지먼트 보조</w:t>
-      </w:r>
-    </w:p>
-    <w:p>
-      <w:r>
-        <w:rPr>
-          <w:b/>
-        </w:rPr>
-        <w:t xml:space="preserve">카테고리: </w:t>
-      </w:r>
-      <w:r>
-        <w:t xml:space="preserve">운영 대행    </w:t>
-      </w:r>
-      <w:r>
-        <w:rPr>
-          <w:b/>
-        </w:rPr>
-        <w:t xml:space="preserve">인지도: </w:t>
-      </w:r>
-      <w:r>
-        <w:t>낮음</w:t>
-      </w:r>
-    </w:p>
-    <w:p>
-      <w:r>
-        <w:rPr>
-          <w:b/>
-        </w:rPr>
-        <w:t xml:space="preserve">설명: </w:t>
-      </w:r>
-      <w:r>
-        <w:t>스트리머나 인플루언서의 디스코드, 카페 등 커뮤니티 내 유해 게시물 관리, 질의응답 대응, 이벤트 보조 업무를 수행합니다. 커뮤니티의 활성도를 관리하는 역할을 합니다.</w:t>
-      </w:r>
-    </w:p>
-    <w:p>
-      <w:r>
-        <w:rPr>
-          <w:b/>
-        </w:rPr>
-        <w:t xml:space="preserve">왜 지금인가: </w:t>
-      </w:r>
-      <w:r>
-        <w:t>커뮤니티가 커질수록 효율적인 관리와 소통이 중요한데, 팬덤 기반 활동이 활발한 인플루언서들이 전문적인 관리 인력을 필요로 하는 경우가 늘고 있습니다.</w:t>
-      </w:r>
-    </w:p>
-    <w:p>
-      <w:r>
-        <w:rPr>
-          <w:b/>
-        </w:rPr>
-        <w:t xml:space="preserve">초기 자본: </w:t>
-      </w:r>
-      <w:r>
-        <w:t xml:space="preserve">무자본    </w:t>
-      </w:r>
-      <w:r>
-        <w:rPr>
-          <w:b/>
-        </w:rPr>
-        <w:t xml:space="preserve">신체 활용: </w:t>
-      </w:r>
-      <w:r>
-        <w:t>지속적인 커뮤니티 모니터링 및 소통</w:t>
-      </w:r>
-    </w:p>
-    <w:p>
-      <w:r>
-        <w:rPr>
-          <w:b/>
-        </w:rPr>
-        <w:t xml:space="preserve">수익 안정성 점수: </w:t>
-      </w:r>
-      <w:r>
-        <w:t xml:space="preserve">3/5    </w:t>
-      </w:r>
-      <w:r>
-        <w:rPr>
-          <w:b/>
-        </w:rPr>
-        <w:t xml:space="preserve">실행 가능성 점수: </w:t>
-      </w:r>
-      <w:r>
-        <w:t>4/5</w:t>
-      </w:r>
-    </w:p>
-    <w:p>
-      <w:r>
-        <w:rPr>
-          <w:b/>
-        </w:rPr>
-        <w:t>1주차 실행 계획:</w:t>
-      </w:r>
-    </w:p>
-    <w:p>
-      <w:pPr>
-        <w:pStyle w:val="ListBullet"/>
-      </w:pPr>
-      <w:r>
-        <w:t>활동 중인 인플루언서 커뮤니티에 자주 방문하여 운영 방식 파악</w:t>
-      </w:r>
-    </w:p>
-    <w:p>
-      <w:pPr>
-        <w:pStyle w:val="ListBullet"/>
-      </w:pPr>
-      <w:r>
-        <w:t>본인의 성실성과 관련 게임 지식을 정리한 제안서 작성</w:t>
-      </w:r>
-    </w:p>
-    <w:p>
-      <w:pPr>
-        <w:pStyle w:val="ListBullet"/>
-      </w:pPr>
-      <w:r>
-        <w:t>매니저 모집 공고 확인 또는 인플루언서 측에 직접 문의</w:t>
+        <w:t>간단한 제안 메일 템플릿 작성 및 발송</w:t>
       </w:r>
     </w:p>
     <w:p/>
